--- a/docassemble/cphrlt/data/templates/joint_rlt_trust.docx
+++ b/docassemble/cphrlt/data/templates/joint_rlt_trust.docx
@@ -107,21 +107,35 @@
       </w:r>
     </w:p>
     <w:p>
-      <w:pPr/>
-      <w:r>
-        <w:fldChar w:fldCharType="begin" w:dirty="true"/>
-      </w:r>
-      <w:r>
-        <w:instrText xml:space="preserve"> TOC \o "1-1" \h \z \u </w:instrText>
-      </w:r>
-      <w:r>
-        <w:fldChar w:fldCharType="separate"/>
-      </w:r>
-      <w:r>
-        <w:t>Table of contents. Right-click and choose "Update Field" if it is not current.</w:t>
-      </w:r>
-      <w:r>
-        <w:fldChar w:fldCharType="end"/>
+      <w:pPr>
+        <w:pStyle w:val="Control"/>
+        <w:spacing w:after="0"/>
+      </w:pPr>
+      <w:r>
+        <w:t>{%p for a in article_contents %}</w:t>
+      </w:r>
+    </w:p>
+    <w:p>
+      <w:pPr>
+        <w:pStyle w:val="ContentsLine"/>
+      </w:pPr>
+      <w:r>
+        <w:t>Article {{ a["num"] }}</w:t>
+      </w:r>
+      <w:r>
+        <w:tab/>
+      </w:r>
+      <w:r>
+        <w:t>{{ a["title"] }}</w:t>
+      </w:r>
+    </w:p>
+    <w:p>
+      <w:pPr>
+        <w:pStyle w:val="Control"/>
+        <w:spacing w:after="0"/>
+      </w:pPr>
+      <w:r>
+        <w:t>{%p endfor %}</w:t>
       </w:r>
     </w:p>
     <w:p>
@@ -233,7 +247,7 @@
         <w:br/>
       </w:r>
       <w:r>
-        <w:t>Establishment of the Trust</w:t>
+        <w:t>{{ art_title["establishment"] }}</w:t>
       </w:r>
     </w:p>
     <w:p>
@@ -363,7 +377,7 @@
         <w:br/>
       </w:r>
       <w:r>
-        <w:t>Family Information</w:t>
+        <w:t>{{ art_title["family"] }}</w:t>
       </w:r>
     </w:p>
     <w:p>
@@ -564,7 +578,7 @@
         <w:br/>
       </w:r>
       <w:r>
-        <w:t>Trust Property</w:t>
+        <w:t>{{ art_title["property"] }}</w:t>
       </w:r>
     </w:p>
     <w:p>
@@ -705,7 +719,7 @@
         <w:br/>
       </w:r>
       <w:r>
-        <w:t>Rights Reserved by the {{ Ts }}</w:t>
+        <w:t>{{ art_title["rights"] }}</w:t>
       </w:r>
     </w:p>
     <w:p>
@@ -800,7 +814,7 @@
         <w:br/>
       </w:r>
       <w:r>
-        <w:t>Trustees</w:t>
+        <w:t>{{ art_title["trustees"] }}</w:t>
       </w:r>
     </w:p>
     <w:p>
@@ -1003,7 +1017,7 @@
         <w:br/>
       </w:r>
       <w:r>
-        <w:t>Incapacity</w:t>
+        <w:t>{{ art_title["incapacity"] }}</w:t>
       </w:r>
     </w:p>
     <w:p>
@@ -1088,7 +1102,7 @@
         <w:br/>
       </w:r>
       <w:r>
-        <w:t>Administration After the Death of the First {{ T }}</w:t>
+        <w:t>{{ art_title["first_death"] }}</w:t>
       </w:r>
     </w:p>
     <w:p>
@@ -1414,7 +1428,7 @@
         <w:br/>
       </w:r>
       <w:r>
-        <w:t>{{ subtrust_name }}</w:t>
+        <w:t>{{ art_title["subtrust"] }}</w:t>
       </w:r>
     </w:p>
     <w:p>
@@ -1614,7 +1628,7 @@
         <w:br/>
       </w:r>
       <w:r>
-        <w:t>The Survivor's Trust</w:t>
+        <w:t>{{ art_title["survivors_trust"] }}</w:t>
       </w:r>
     </w:p>
     <w:p>
@@ -1695,7 +1709,7 @@
         <w:br/>
       </w:r>
       <w:r>
-        <w:t>Distribution After the Deaths of Both {{ Ts }}</w:t>
+        <w:t>{{ art_title["final"] }}</w:t>
       </w:r>
     </w:p>
     <w:p>
@@ -1990,7 +2004,7 @@
         <w:br/>
       </w:r>
       <w:r>
-        <w:t>Trusts for Beneficiaries</w:t>
+        <w:t>{{ art_title["beneficiary_trusts"] }}</w:t>
       </w:r>
     </w:p>
     <w:p>
@@ -2275,7 +2289,7 @@
         <w:br/>
       </w:r>
       <w:r>
-        <w:t>Trustee Powers</w:t>
+        <w:t>{{ art_title["powers"] }}</w:t>
       </w:r>
     </w:p>
     <w:p>
@@ -2466,7 +2480,7 @@
         <w:br/>
       </w:r>
       <w:r>
-        <w:t>Retirement Benefits and Special Assets</w:t>
+        <w:t>{{ art_title["special_assets"] }}</w:t>
       </w:r>
     </w:p>
     <w:p>
@@ -2569,7 +2583,7 @@
         <w:br/>
       </w:r>
       <w:r>
-        <w:t>General Provisions</w:t>
+        <w:t>{{ art_title["general"] }}</w:t>
       </w:r>
     </w:p>
     <w:p>
@@ -15798,6 +15812,23 @@
       <w:rFonts w:ascii="Times New Roman" w:hAnsi="Times New Roman" w:eastAsia="Times New Roman" w:cs="Times New Roman"/>
       <w:color w:val="000000"/>
       <w:sz w:val="2"/>
+    </w:rPr>
+  </w:style>
+  <w:style w:type="paragraph" w:customStyle="1" w:styleId="ContentsLine">
+    <w:name w:val="Contents Line"/>
+    <w:basedOn w:val="Normal"/>
+    <w:pPr>
+      <w:keepNext w:val="0"/>
+      <w:tabs>
+        <w:tab w:pos="3744" w:val="left"/>
+      </w:tabs>
+      <w:spacing w:after="60"/>
+      <w:ind w:left="1440"/>
+    </w:pPr>
+    <w:rPr>
+      <w:rFonts w:ascii="Times New Roman" w:hAnsi="Times New Roman" w:eastAsia="Times New Roman" w:cs="Times New Roman"/>
+      <w:color w:val="000000"/>
+      <w:sz w:val="24"/>
     </w:rPr>
   </w:style>
   <w:style w:type="paragraph" w:customStyle="1" w:styleId="TOC1">
